--- a/artifacts/digest_security_engineer.docx
+++ b/artifacts/digest_security_engineer.docx
@@ -8,7 +8,7 @@
         <w:jc w:val="center"/>
       </w:pPr>
       <w:r>
-        <w:t>INTELLIGENCE DIGEST</w:t>
+        <w:t>Ежедневный дайджест ИТ/ИБ</w:t>
       </w:r>
     </w:p>
     <w:p>
@@ -16,7 +16,12 @@
         <w:jc w:val="center"/>
       </w:pPr>
       <w:r>
-        <w:t>Роль: security_engineer  |  Интересы: CVE, Microsoft, Kubernetes, ransomware</w:t>
+        <w:t>ИБ / ИТ специалист · 15.10.2026 03:00 · период: День</w:t>
+      </w:r>
+    </w:p>
+    <w:p>
+      <w:r>
+        <w:t>Интересы: CVE, уязвимость, ransomware, эксплойт</w:t>
       </w:r>
     </w:p>
     <w:p>
@@ -24,15 +29,24 @@
         <w:pStyle w:val="Heading1"/>
       </w:pPr>
       <w:r>
-        <w:t>1. Critical CVE in Microsoft Exchange allows remote code execution</w:t>
+        <w:t>CVE</w:t>
+      </w:r>
+    </w:p>
+    <w:p>
+      <w:pPr>
+        <w:pStyle w:val="Heading2"/>
+      </w:pPr>
+      <w:r>
+        <w:t>Critical CVE in Microsoft Exchange allows remote code execution</w:t>
       </w:r>
     </w:p>
     <w:p>
       <w:r>
         <w:rPr>
-          <w:b/>
+          <w:i/>
+          <w:color w:val="555555"/>
         </w:rPr>
-        <w:t>vulnerabilities · relevance 84%</w:t>
+        <w:t>Уязвимость ·  · релевантность 79%</w:t>
       </w:r>
     </w:p>
     <w:p>
@@ -42,21 +56,31 @@
     </w:p>
     <w:p>
       <w:r>
-        <w:t>Почему важно: Соответствует интересам роли security_engineer</w:t>
+        <w:rPr>
+          <w:b/>
+        </w:rPr>
+        <w:t xml:space="preserve">Почему важно: </w:t>
+      </w:r>
+      <w:r>
+        <w:t>Совпадает с интересами: CVE</w:t>
+      </w:r>
+    </w:p>
+    <w:p>
+      <w:pPr>
+        <w:ind w:left="432"/>
+      </w:pPr>
+      <w:r>
+        <w:rPr>
+          <w:i/>
+        </w:rPr>
+        <w:t>«A critical CVE affecting Microsoft Exchange may allow remote code execution.»</w:t>
       </w:r>
     </w:p>
     <w:p>
       <w:r>
-        <w:t>Детали: category: Уязвимость</w:t>
-      </w:r>
-    </w:p>
-    <w:p>
-      <w:r>
-        <w:t>Причины отбора: CVE, Microsoft, критическая тяжесть</w:t>
-      </w:r>
-    </w:p>
-    <w:p>
-      <w:r>
+        <w:rPr>
+          <w:b/>
+        </w:rPr>
         <w:t>Источники:</w:t>
       </w:r>
     </w:p>
@@ -64,24 +88,39 @@
       <w:pPr>
         <w:pStyle w:val="ListBullet"/>
       </w:pPr>
-      <w:r>
-        <w:t>https://example.org/exchange-cve</w:t>
-      </w:r>
+      <w:hyperlink r:id="rId9">
+        <w:r>
+          <w:rPr>
+            <w:u w:val="single"/>
+            <w:color w:val="0563C1"/>
+          </w:rPr>
+          <w:t>Vendor Advisory: Critical CVE in Microsoft Exchange allows remote code execution</w:t>
+        </w:r>
+      </w:hyperlink>
     </w:p>
     <w:p>
       <w:pPr>
         <w:pStyle w:val="Heading1"/>
       </w:pPr>
       <w:r>
-        <w:t>2. Researchers report ransomware campaign targeting enterprise infrastructure</w:t>
+        <w:t>ransomware</w:t>
+      </w:r>
+    </w:p>
+    <w:p>
+      <w:pPr>
+        <w:pStyle w:val="Heading2"/>
+      </w:pPr>
+      <w:r>
+        <w:t>Researchers report ransomware campaign targeting enterprise infrastructure</w:t>
       </w:r>
     </w:p>
     <w:p>
       <w:r>
         <w:rPr>
-          <w:b/>
+          <w:i/>
+          <w:color w:val="555555"/>
         </w:rPr>
-        <w:t>ransomware · relevance 61%</w:t>
+        <w:t>Атака ·  · релевантность 77%</w:t>
       </w:r>
     </w:p>
     <w:p>
@@ -91,21 +130,31 @@
     </w:p>
     <w:p>
       <w:r>
-        <w:t>Почему важно: Массово используемый сервис</w:t>
+        <w:rPr>
+          <w:b/>
+        </w:rPr>
+        <w:t xml:space="preserve">Почему важно: </w:t>
+      </w:r>
+      <w:r>
+        <w:t>Совпадает с интересами: ransomware</w:t>
+      </w:r>
+    </w:p>
+    <w:p>
+      <w:pPr>
+        <w:ind w:left="432"/>
+      </w:pPr>
+      <w:r>
+        <w:rPr>
+          <w:i/>
+        </w:rPr>
+        <w:t>«A ransomware campaign targets enterprise infrastructure and Windows servers.»</w:t>
       </w:r>
     </w:p>
     <w:p>
       <w:r>
-        <w:t>Детали: category: Атака</w:t>
-      </w:r>
-    </w:p>
-    <w:p>
-      <w:r>
-        <w:t>Причины отбора: ransomware</w:t>
-      </w:r>
-    </w:p>
-    <w:p>
-      <w:r>
+        <w:rPr>
+          <w:b/>
+        </w:rPr>
         <w:t>Источники:</w:t>
       </w:r>
     </w:p>
@@ -113,58 +162,15 @@
       <w:pPr>
         <w:pStyle w:val="ListBullet"/>
       </w:pPr>
-      <w:r>
-        <w:t>https://example.org/ransomware</w:t>
-      </w:r>
-    </w:p>
-    <w:p>
-      <w:pPr>
-        <w:pStyle w:val="Heading1"/>
-      </w:pPr>
-      <w:r>
-        <w:t>3. Kubernetes security update fixes authentication vulnerability</w:t>
-      </w:r>
-    </w:p>
-    <w:p>
-      <w:r>
-        <w:rPr>
-          <w:b/>
-        </w:rPr>
-        <w:t>vulnerabilities-3 · relevance 61%</w:t>
-      </w:r>
-    </w:p>
-    <w:p>
-      <w:r>
-        <w:t>Kubernetes maintainers released a security update fixing a vulnerability in authentication components.</w:t>
-      </w:r>
-    </w:p>
-    <w:p>
-      <w:r>
-        <w:t>Почему важно: Соответствует интересам роли security_engineer</w:t>
-      </w:r>
-    </w:p>
-    <w:p>
-      <w:r>
-        <w:t>Детали: category: Уязвимость</w:t>
-      </w:r>
-    </w:p>
-    <w:p>
-      <w:r>
-        <w:t>Причины отбора: Kubernetes</w:t>
-      </w:r>
-    </w:p>
-    <w:p>
-      <w:r>
-        <w:t>Источники:</w:t>
-      </w:r>
-    </w:p>
-    <w:p>
-      <w:pPr>
-        <w:pStyle w:val="ListBullet"/>
-      </w:pPr>
-      <w:r>
-        <w:t>https://example.org/k8s</w:t>
-      </w:r>
+      <w:hyperlink r:id="rId10">
+        <w:r>
+          <w:rPr>
+            <w:u w:val="single"/>
+            <w:color w:val="0563C1"/>
+          </w:rPr>
+          <w:t>Security News: Researchers report ransomware campaign targeting enterprise infrastructure</w:t>
+        </w:r>
+      </w:hyperlink>
     </w:p>
     <w:sectPr>
       <w:pgSz w:w="12240" w:h="15840"/>
